--- a/zht/docx/07.content.docx
+++ b/zht/docx/07.content.docx
@@ -19,7 +19,7 @@
         <w:rPr>
           <w:lang w:val="zh_TW" w:bidi="zh_TW"/>
         </w:rPr>
-        <w:t>Resource: 研讀筆記 - 書籍簡介 (Tyndale)</w:t>
+        <w:t>Resource: Tyndale Open Study Notes</w:t>
       </w:r>
       <w:r>
         <w:rPr>
@@ -112,7 +112,7 @@
         <w:rPr>
           <w:lang w:val="zh_TW" w:bidi="zh_TW"/>
         </w:rPr>
-        <w:t>研讀筆記 - 書籍簡介 (Tyndale)</w:t>
+        <w:t>Tyndale Open Study Notes</w:t>
       </w:r>
     </w:p>
     <w:p>

--- a/zht/docx/07.content.docx
+++ b/zht/docx/07.content.docx
@@ -19,7 +19,7 @@
         <w:rPr>
           <w:lang w:val="zh_TW" w:bidi="zh_TW"/>
         </w:rPr>
-        <w:t>Resource: Tyndale Open Study Notes</w:t>
+        <w:t>Resource: Aquifer Open Study Notes (Book Intros)</w:t>
       </w:r>
       <w:r>
         <w:rPr>
@@ -112,7 +112,7 @@
         <w:rPr>
           <w:lang w:val="zh_TW" w:bidi="zh_TW"/>
         </w:rPr>
-        <w:t>Tyndale Open Study Notes</w:t>
+        <w:t>Aquifer Open Study Notes (Book Intros)</w:t>
       </w:r>
     </w:p>
     <w:p>

--- a/zht/docx/07.content.docx
+++ b/zht/docx/07.content.docx
@@ -312,108 +312,66 @@
         </w:rPr>
         <w:t>根據士師記的記載，以色列的問題有兩個主要來源。首先，序言部分（</w:t>
       </w:r>
-      <w:hyperlink r:id="rId13">
-        <w:r>
-          <w:rPr>
-            <w:lang w:val="zh_TW" w:bidi="zh_TW"/>
-          </w:rPr>
-          <w:rPr>
-            <w:color w:val="0000EE"/>
-            <w:u w:val="single"/>
-          </w:rPr>
-          <w:t>1:1–2:5</w:t>
-        </w:r>
-      </w:hyperlink>
+      <w:r>
+        <w:rPr>
+          <w:lang w:val="zh_TW" w:bidi="zh_TW"/>
+        </w:rPr>
+        <w:t>1:1–2:5</w:t>
+      </w:r>
       <w:r>
         <w:rPr>
           <w:lang w:val="zh_TW" w:bidi="zh_TW"/>
         </w:rPr>
         <w:t>和</w:t>
       </w:r>
-      <w:hyperlink r:id="rId14">
-        <w:r>
-          <w:rPr>
-            <w:lang w:val="zh_TW" w:bidi="zh_TW"/>
-          </w:rPr>
-          <w:rPr>
-            <w:color w:val="0000EE"/>
-            <w:u w:val="single"/>
-          </w:rPr>
-          <w:t>2:6–3:6</w:t>
-        </w:r>
-      </w:hyperlink>
+      <w:r>
+        <w:rPr>
+          <w:lang w:val="zh_TW" w:bidi="zh_TW"/>
+        </w:rPr>
+        <w:t>2:6–3:6</w:t>
+      </w:r>
       <w:r>
         <w:rPr>
           <w:lang w:val="zh_TW" w:bidi="zh_TW"/>
         </w:rPr>
         <w:t>）解釋了以色列各支派未能完全佔領其分配的土地，因為他們選擇妥協並接受迦南的文化與宗教習俗，而不是遵守神透過摩西所賜的約。其次，在書卷的結尾（</w:t>
       </w:r>
-      <w:hyperlink r:id="rId15">
-        <w:r>
-          <w:rPr>
-            <w:lang w:val="zh_TW" w:bidi="zh_TW"/>
-          </w:rPr>
-          <w:rPr>
-            <w:color w:val="0000EE"/>
-            <w:u w:val="single"/>
-          </w:rPr>
-          <w:t>17–21</w:t>
-        </w:r>
-      </w:hyperlink>
+      <w:r>
+        <w:rPr>
+          <w:lang w:val="zh_TW" w:bidi="zh_TW"/>
+        </w:rPr>
+        <w:t>17–21</w:t>
+      </w:r>
       <w:r>
         <w:rPr>
           <w:lang w:val="zh_TW" w:bidi="zh_TW"/>
         </w:rPr>
         <w:t>章），一個更大的問題浮現，並在反覆出現的句子強調：「那時以色列中沒有王，各人任意而行」（</w:t>
       </w:r>
-      <w:hyperlink r:id="rId16">
-        <w:r>
-          <w:rPr>
-            <w:lang w:val="zh_TW" w:bidi="zh_TW"/>
-          </w:rPr>
-          <w:rPr>
-            <w:color w:val="0000EE"/>
-            <w:u w:val="single"/>
-          </w:rPr>
-          <w:t>17:6，</w:t>
-        </w:r>
-      </w:hyperlink>
-      <w:hyperlink r:id="rId17">
-        <w:r>
-          <w:rPr>
-            <w:lang w:val="zh_TW" w:bidi="zh_TW"/>
-          </w:rPr>
-          <w:rPr>
-            <w:color w:val="0000EE"/>
-            <w:u w:val="single"/>
-          </w:rPr>
-          <w:t>18:1，</w:t>
-        </w:r>
-      </w:hyperlink>
-      <w:hyperlink r:id="rId18">
-        <w:r>
-          <w:rPr>
-            <w:lang w:val="zh_TW" w:bidi="zh_TW"/>
-          </w:rPr>
-          <w:rPr>
-            <w:color w:val="0000EE"/>
-            <w:u w:val="single"/>
-          </w:rPr>
-          <w:t>19:1，</w:t>
-        </w:r>
-      </w:hyperlink>
-      <w:hyperlink r:id="rId19">
-        <w:r>
-          <w:rPr>
-            <w:lang w:val="zh_TW" w:bidi="zh_TW"/>
-          </w:rPr>
-          <w:rPr>
-            <w:color w:val="0000EE"/>
-            <w:u w:val="single"/>
-          </w:rPr>
-          <w:t>21:25</w:t>
-        </w:r>
-      </w:hyperlink>
+      <w:r>
+        <w:rPr>
+          <w:lang w:val="zh_TW" w:bidi="zh_TW"/>
+        </w:rPr>
+        <w:t>17:6，</w:t>
+      </w:r>
+      <w:r>
+        <w:rPr>
+          <w:lang w:val="zh_TW" w:bidi="zh_TW"/>
+        </w:rPr>
+        <w:t>18:1，</w:t>
+      </w:r>
+      <w:r>
+        <w:rPr>
+          <w:lang w:val="zh_TW" w:bidi="zh_TW"/>
+        </w:rPr>
+        <w:t>19:1，</w:t>
+      </w:r>
+      <w:r>
+        <w:rPr>
+          <w:lang w:val="zh_TW" w:bidi="zh_TW"/>
+        </w:rPr>
+        <w:t>21:25</w:t>
+      </w:r>
       <w:r>
         <w:rPr>
           <w:lang w:val="zh_TW" w:bidi="zh_TW"/>
@@ -434,18 +392,12 @@
         </w:rPr>
         <w:t>然而，士師記並未否定士師所體現的魅力型領導（charismatic leadership）原則。士師的興起與能力來自神的直接揀選，他們的角色是為了執行神的旨意，引領並拯救以色列（見</w:t>
       </w:r>
-      <w:hyperlink r:id="rId20">
-        <w:r>
-          <w:rPr>
-            <w:lang w:val="zh_TW" w:bidi="zh_TW"/>
-          </w:rPr>
-          <w:rPr>
-            <w:color w:val="0000EE"/>
-            <w:u w:val="single"/>
-          </w:rPr>
-          <w:t>2:16–19</w:t>
-        </w:r>
-      </w:hyperlink>
+      <w:r>
+        <w:rPr>
+          <w:lang w:val="zh_TW" w:bidi="zh_TW"/>
+        </w:rPr>
+        <w:t>2:16–19</w:t>
+      </w:r>
       <w:r>
         <w:rPr>
           <w:lang w:val="zh_TW" w:bidi="zh_TW"/>
@@ -477,54 +429,36 @@
         </w:rPr>
         <w:t>士師記採用A-B-A結構，開首由兩個序言組成。每個序言都以約書亞的去世作為引言——這是影響以色列國民族命運的關鍵事件，由此接續了</w:t>
       </w:r>
-      <w:hyperlink r:id="rId21">
-        <w:r>
-          <w:rPr>
-            <w:lang w:val="zh_TW" w:bidi="zh_TW"/>
-          </w:rPr>
-          <w:rPr>
-            <w:color w:val="0000EE"/>
-            <w:u w:val="single"/>
-          </w:rPr>
-          <w:t>約書亞記二十四章28至31節</w:t>
-        </w:r>
-      </w:hyperlink>
+      <w:r>
+        <w:rPr>
+          <w:lang w:val="zh_TW" w:bidi="zh_TW"/>
+        </w:rPr>
+        <w:t>約書亞記二十四章28至31節</w:t>
+      </w:r>
       <w:r>
         <w:rPr>
           <w:lang w:val="zh_TW" w:bidi="zh_TW"/>
         </w:rPr>
         <w:t>的敘述。第一個序言（</w:t>
       </w:r>
-      <w:hyperlink r:id="rId13">
-        <w:r>
-          <w:rPr>
-            <w:lang w:val="zh_TW" w:bidi="zh_TW"/>
-          </w:rPr>
-          <w:rPr>
-            <w:color w:val="0000EE"/>
-            <w:u w:val="single"/>
-          </w:rPr>
-          <w:t>士1:1–2:5</w:t>
-        </w:r>
-      </w:hyperlink>
+      <w:r>
+        <w:rPr>
+          <w:lang w:val="zh_TW" w:bidi="zh_TW"/>
+        </w:rPr>
+        <w:t>士1:1–2:5</w:t>
+      </w:r>
       <w:r>
         <w:rPr>
           <w:lang w:val="zh_TW" w:bidi="zh_TW"/>
         </w:rPr>
         <w:t>）回顧各支派的失敗，他們未能完全遵守神的約，滿足於佔領部分應許之地，這顯示他們忽視了神的應許，結果導致神收回對他們的保護（</w:t>
       </w:r>
-      <w:hyperlink r:id="rId22">
-        <w:r>
-          <w:rPr>
-            <w:lang w:val="zh_TW" w:bidi="zh_TW"/>
-          </w:rPr>
-          <w:rPr>
-            <w:color w:val="0000EE"/>
-            <w:u w:val="single"/>
-          </w:rPr>
-          <w:t>2:1–3</w:t>
-        </w:r>
-      </w:hyperlink>
+      <w:r>
+        <w:rPr>
+          <w:lang w:val="zh_TW" w:bidi="zh_TW"/>
+        </w:rPr>
+        <w:t>2:1–3</w:t>
+      </w:r>
       <w:r>
         <w:rPr>
           <w:lang w:val="zh_TW" w:bidi="zh_TW"/>
@@ -545,72 +479,48 @@
         </w:rPr>
         <w:t>第二個序言（</w:t>
       </w:r>
-      <w:hyperlink r:id="rId14">
-        <w:r>
-          <w:rPr>
-            <w:lang w:val="zh_TW" w:bidi="zh_TW"/>
-          </w:rPr>
-          <w:rPr>
-            <w:color w:val="0000EE"/>
-            <w:u w:val="single"/>
-          </w:rPr>
-          <w:t>2:6–3:6</w:t>
-        </w:r>
-      </w:hyperlink>
+      <w:r>
+        <w:rPr>
+          <w:lang w:val="zh_TW" w:bidi="zh_TW"/>
+        </w:rPr>
+        <w:t>2:6–3:6</w:t>
+      </w:r>
       <w:r>
         <w:rPr>
           <w:lang w:val="zh_TW" w:bidi="zh_TW"/>
         </w:rPr>
         <w:t>）則從各支派的失敗轉向個別人物，神興起這些人物，在動盪的時代維持征服與定居的使命。故事從約書亞轉向那些曾經親身經歷神大能的長老，最後則描寫第三代的以色列人，他們「不知道耶和華，也不知道耶和華為以色列人所行的事」（</w:t>
       </w:r>
-      <w:hyperlink r:id="rId23">
-        <w:r>
-          <w:rPr>
-            <w:lang w:val="zh_TW" w:bidi="zh_TW"/>
-          </w:rPr>
-          <w:rPr>
-            <w:color w:val="0000EE"/>
-            <w:u w:val="single"/>
-          </w:rPr>
-          <w:t>2:10</w:t>
-        </w:r>
-      </w:hyperlink>
+      <w:r>
+        <w:rPr>
+          <w:lang w:val="zh_TW" w:bidi="zh_TW"/>
+        </w:rPr>
+        <w:t>2:10</w:t>
+      </w:r>
       <w:r>
         <w:rPr>
           <w:lang w:val="zh_TW" w:bidi="zh_TW"/>
         </w:rPr>
         <w:t>）。接著，敘述進入本書的核心內容，即神興起的士師，他們的職責是拯救以色列人，並呼召他們回到對神之約的順服（</w:t>
       </w:r>
-      <w:hyperlink r:id="rId24">
-        <w:r>
-          <w:rPr>
-            <w:lang w:val="zh_TW" w:bidi="zh_TW"/>
-          </w:rPr>
-          <w:rPr>
-            <w:color w:val="0000EE"/>
-            <w:u w:val="single"/>
-          </w:rPr>
-          <w:t>2:16</w:t>
-        </w:r>
-      </w:hyperlink>
+      <w:r>
+        <w:rPr>
+          <w:lang w:val="zh_TW" w:bidi="zh_TW"/>
+        </w:rPr>
+        <w:t>2:16</w:t>
+      </w:r>
       <w:r>
         <w:rPr>
           <w:lang w:val="zh_TW" w:bidi="zh_TW"/>
         </w:rPr>
         <w:t>），其順服的證據便是忠實持守應許之地。</w:t>
       </w:r>
-      <w:hyperlink r:id="rId25">
-        <w:r>
-          <w:rPr>
-            <w:lang w:val="zh_TW" w:bidi="zh_TW"/>
-          </w:rPr>
-          <w:rPr>
-            <w:color w:val="0000EE"/>
-            <w:u w:val="single"/>
-          </w:rPr>
-          <w:t>士師記三章1至6節</w:t>
-        </w:r>
-      </w:hyperlink>
+      <w:r>
+        <w:rPr>
+          <w:lang w:val="zh_TW" w:bidi="zh_TW"/>
+        </w:rPr>
+        <w:t>士師記三章1至6節</w:t>
+      </w:r>
       <w:r>
         <w:rPr>
           <w:lang w:val="zh_TW" w:bidi="zh_TW"/>
@@ -631,36 +541,24 @@
         </w:rPr>
         <w:t>士師記的核心部分（</w:t>
       </w:r>
-      <w:hyperlink r:id="rId26">
-        <w:r>
-          <w:rPr>
-            <w:lang w:val="zh_TW" w:bidi="zh_TW"/>
-          </w:rPr>
-          <w:rPr>
-            <w:color w:val="0000EE"/>
-            <w:u w:val="single"/>
-          </w:rPr>
-          <w:t>3:7–16:31</w:t>
-        </w:r>
-      </w:hyperlink>
+      <w:r>
+        <w:rPr>
+          <w:lang w:val="zh_TW" w:bidi="zh_TW"/>
+        </w:rPr>
+        <w:t>3:7–16:31</w:t>
+      </w:r>
       <w:r>
         <w:rPr>
           <w:lang w:val="zh_TW" w:bidi="zh_TW"/>
         </w:rPr>
         <w:t>）記載了一系列的「循環」，以較長的篇幅記述六位主要士師（俄陀聶、以笏、底波拉、基甸、耶弗他和參孫），又以較短篇幅記述六位次要士師（珊迦、多拉、睚珥、以比讚、以倫和押頓）。此外，這一部分記載了一位與傳統魅力型領袖相反的領袖，亞比米勒的興起（</w:t>
       </w:r>
-      <w:hyperlink r:id="rId27">
-        <w:r>
-          <w:rPr>
-            <w:lang w:val="zh_TW" w:bidi="zh_TW"/>
-          </w:rPr>
-          <w:rPr>
-            <w:color w:val="0000EE"/>
-            <w:u w:val="single"/>
-          </w:rPr>
-          <w:t>9</w:t>
-        </w:r>
-      </w:hyperlink>
+      <w:r>
+        <w:rPr>
+          <w:lang w:val="zh_TW" w:bidi="zh_TW"/>
+        </w:rPr>
+        <w:t>9</w:t>
+      </w:r>
       <w:r>
         <w:rPr>
           <w:lang w:val="zh_TW" w:bidi="zh_TW"/>
@@ -693,90 +591,54 @@
         </w:rPr>
         <w:t>士師記在最後兩個結語（</w:t>
       </w:r>
-      <w:hyperlink r:id="rId28">
-        <w:r>
-          <w:rPr>
-            <w:lang w:val="zh_TW" w:bidi="zh_TW"/>
-          </w:rPr>
-          <w:rPr>
-            <w:color w:val="0000EE"/>
-            <w:u w:val="single"/>
-          </w:rPr>
-          <w:t>17–18</w:t>
-        </w:r>
-      </w:hyperlink>
+      <w:r>
+        <w:rPr>
+          <w:lang w:val="zh_TW" w:bidi="zh_TW"/>
+        </w:rPr>
+        <w:t>17–18</w:t>
+      </w:r>
       <w:r>
         <w:rPr>
           <w:lang w:val="zh_TW" w:bidi="zh_TW"/>
         </w:rPr>
         <w:t>，</w:t>
       </w:r>
-      <w:hyperlink r:id="rId29">
-        <w:r>
-          <w:rPr>
-            <w:lang w:val="zh_TW" w:bidi="zh_TW"/>
-          </w:rPr>
-          <w:rPr>
-            <w:color w:val="0000EE"/>
-            <w:u w:val="single"/>
-          </w:rPr>
-          <w:t>19–21</w:t>
-        </w:r>
-      </w:hyperlink>
+      <w:r>
+        <w:rPr>
+          <w:lang w:val="zh_TW" w:bidi="zh_TW"/>
+        </w:rPr>
+        <w:t>19–21</w:t>
+      </w:r>
       <w:r>
         <w:rPr>
           <w:lang w:val="zh_TW" w:bidi="zh_TW"/>
         </w:rPr>
         <w:t>章）中達到高潮，這些結語突顯士師時代的歷史與神學教育失敗，並導致嚴重的靈性與社會混亂。這些段落以一句概括語句作結：「那時以色列中沒有王」，並且兩次補充說：「各人任意而行」（見</w:t>
       </w:r>
-      <w:hyperlink r:id="rId16">
-        <w:r>
-          <w:rPr>
-            <w:lang w:val="zh_TW" w:bidi="zh_TW"/>
-          </w:rPr>
-          <w:rPr>
-            <w:color w:val="0000EE"/>
-            <w:u w:val="single"/>
-          </w:rPr>
-          <w:t>17:6，</w:t>
-        </w:r>
-      </w:hyperlink>
-      <w:hyperlink r:id="rId17">
-        <w:r>
-          <w:rPr>
-            <w:lang w:val="zh_TW" w:bidi="zh_TW"/>
-          </w:rPr>
-          <w:rPr>
-            <w:color w:val="0000EE"/>
-            <w:u w:val="single"/>
-          </w:rPr>
-          <w:t>18:1，</w:t>
-        </w:r>
-      </w:hyperlink>
-      <w:hyperlink r:id="rId18">
-        <w:r>
-          <w:rPr>
-            <w:lang w:val="zh_TW" w:bidi="zh_TW"/>
-          </w:rPr>
-          <w:rPr>
-            <w:color w:val="0000EE"/>
-            <w:u w:val="single"/>
-          </w:rPr>
-          <w:t>19:1，</w:t>
-        </w:r>
-      </w:hyperlink>
-      <w:hyperlink r:id="rId19">
-        <w:r>
-          <w:rPr>
-            <w:lang w:val="zh_TW" w:bidi="zh_TW"/>
-          </w:rPr>
-          <w:rPr>
-            <w:color w:val="0000EE"/>
-            <w:u w:val="single"/>
-          </w:rPr>
-          <w:t>21:25</w:t>
-        </w:r>
-      </w:hyperlink>
+      <w:r>
+        <w:rPr>
+          <w:lang w:val="zh_TW" w:bidi="zh_TW"/>
+        </w:rPr>
+        <w:t>17:6，</w:t>
+      </w:r>
+      <w:r>
+        <w:rPr>
+          <w:lang w:val="zh_TW" w:bidi="zh_TW"/>
+        </w:rPr>
+        <w:t>18:1，</w:t>
+      </w:r>
+      <w:r>
+        <w:rPr>
+          <w:lang w:val="zh_TW" w:bidi="zh_TW"/>
+        </w:rPr>
+        <w:t>19:1，</w:t>
+      </w:r>
+      <w:r>
+        <w:rPr>
+          <w:lang w:val="zh_TW" w:bidi="zh_TW"/>
+        </w:rPr>
+        <w:t>21:25</w:t>
+      </w:r>
       <w:r>
         <w:rPr>
           <w:lang w:val="zh_TW" w:bidi="zh_TW"/>
@@ -822,18 +684,12 @@
         </w:rPr>
         <w:t>根據這段歷史記錄的最後部分（</w:t>
       </w:r>
-      <w:hyperlink r:id="rId30">
-        <w:r>
-          <w:rPr>
-            <w:lang w:val="zh_TW" w:bidi="zh_TW"/>
-          </w:rPr>
-          <w:rPr>
-            <w:color w:val="0000EE"/>
-            <w:u w:val="single"/>
-          </w:rPr>
-          <w:t>王下25:27–30</w:t>
-        </w:r>
-      </w:hyperlink>
+      <w:r>
+        <w:rPr>
+          <w:lang w:val="zh_TW" w:bidi="zh_TW"/>
+        </w:rPr>
+        <w:t>王下25:27–30</w:t>
+      </w:r>
       <w:r>
         <w:rPr>
           <w:lang w:val="zh_TW" w:bidi="zh_TW"/>
@@ -865,36 +721,24 @@
         </w:rPr>
         <w:t>長期以來，學者一直試圖將士師時期的歷史敘述與約書亞至掃羅的時期對應起來。然而，確定士師的年代順序極為困難，因為這取決於出埃及事件的日期應該定在公元前1400年間還是公元前 1200年間。較長的年表（基於較早的出埃及日期）與</w:t>
       </w:r>
-      <w:hyperlink r:id="rId31">
-        <w:r>
-          <w:rPr>
-            <w:lang w:val="zh_TW" w:bidi="zh_TW"/>
-          </w:rPr>
-          <w:rPr>
-            <w:color w:val="0000EE"/>
-            <w:u w:val="single"/>
-          </w:rPr>
-          <w:t>士師記十一章26節</w:t>
-        </w:r>
-      </w:hyperlink>
+      <w:r>
+        <w:rPr>
+          <w:lang w:val="zh_TW" w:bidi="zh_TW"/>
+        </w:rPr>
+        <w:t>士師記十一章26節</w:t>
+      </w:r>
       <w:r>
         <w:rPr>
           <w:lang w:val="zh_TW" w:bidi="zh_TW"/>
         </w:rPr>
         <w:t>和</w:t>
       </w:r>
-      <w:hyperlink r:id="rId32">
-        <w:r>
-          <w:rPr>
-            <w:lang w:val="zh_TW" w:bidi="zh_TW"/>
-          </w:rPr>
-          <w:rPr>
-            <w:color w:val="0000EE"/>
-            <w:u w:val="single"/>
-          </w:rPr>
-          <w:t>列王紀上六章1節</w:t>
-        </w:r>
-      </w:hyperlink>
+      <w:r>
+        <w:rPr>
+          <w:lang w:val="zh_TW" w:bidi="zh_TW"/>
+        </w:rPr>
+        <w:t>列王紀上六章1節</w:t>
+      </w:r>
       <w:r>
         <w:rPr>
           <w:lang w:val="zh_TW" w:bidi="zh_TW"/>
@@ -955,18 +799,12 @@
         </w:rPr>
         <w:t>要解決這一矛盾，一個合理的解釋是：士師並非連續出現，而是有部分士師的活動時間是重疊的。例如，</w:t>
       </w:r>
-      <w:hyperlink r:id="rId33">
-        <w:r>
-          <w:rPr>
-            <w:lang w:val="zh_TW" w:bidi="zh_TW"/>
-          </w:rPr>
-          <w:rPr>
-            <w:color w:val="0000EE"/>
-            <w:u w:val="single"/>
-          </w:rPr>
-          <w:t>士師記十章7節</w:t>
-        </w:r>
-      </w:hyperlink>
+      <w:r>
+        <w:rPr>
+          <w:lang w:val="zh_TW" w:bidi="zh_TW"/>
+        </w:rPr>
+        <w:t>士師記十章7節</w:t>
+      </w:r>
       <w:r>
         <w:rPr>
           <w:lang w:val="zh_TW" w:bidi="zh_TW"/>
@@ -987,54 +825,36 @@
         </w:rPr>
         <w:t>在某些情況下，經文確實暗示某些士師的接續關係，例如，珊迦在「以笏之後」接續（</w:t>
       </w:r>
-      <w:hyperlink r:id="rId34">
-        <w:r>
-          <w:rPr>
-            <w:lang w:val="zh_TW" w:bidi="zh_TW"/>
-          </w:rPr>
-          <w:rPr>
-            <w:color w:val="0000EE"/>
-            <w:u w:val="single"/>
-          </w:rPr>
-          <w:t>3:31</w:t>
-        </w:r>
-      </w:hyperlink>
+      <w:r>
+        <w:rPr>
+          <w:lang w:val="zh_TW" w:bidi="zh_TW"/>
+        </w:rPr>
+        <w:t>3:31</w:t>
+      </w:r>
       <w:r>
         <w:rPr>
           <w:lang w:val="zh_TW" w:bidi="zh_TW"/>
         </w:rPr>
         <w:t>），而底波拉在「以笏死後」出現（</w:t>
       </w:r>
-      <w:hyperlink r:id="rId35">
-        <w:r>
-          <w:rPr>
-            <w:lang w:val="zh_TW" w:bidi="zh_TW"/>
-          </w:rPr>
-          <w:rPr>
-            <w:color w:val="0000EE"/>
-            <w:u w:val="single"/>
-          </w:rPr>
-          <w:t>4:1，</w:t>
-        </w:r>
-      </w:hyperlink>
+      <w:r>
+        <w:rPr>
+          <w:lang w:val="zh_TW" w:bidi="zh_TW"/>
+        </w:rPr>
+        <w:t>4:1，</w:t>
+      </w:r>
       <w:r>
         <w:rPr>
           <w:lang w:val="zh_TW" w:bidi="zh_TW"/>
         </w:rPr>
         <w:t>另見</w:t>
       </w:r>
-      <w:hyperlink r:id="rId36">
-        <w:r>
-          <w:rPr>
-            <w:lang w:val="zh_TW" w:bidi="zh_TW"/>
-          </w:rPr>
-          <w:rPr>
-            <w:color w:val="0000EE"/>
-            <w:u w:val="single"/>
-          </w:rPr>
-          <w:t>5:6</w:t>
-        </w:r>
-      </w:hyperlink>
+      <w:r>
+        <w:rPr>
+          <w:lang w:val="zh_TW" w:bidi="zh_TW"/>
+        </w:rPr>
+        <w:t>5:6</w:t>
+      </w:r>
       <w:r>
         <w:rPr>
           <w:lang w:val="zh_TW" w:bidi="zh_TW"/>
@@ -1136,18 +956,12 @@
         </w:rPr>
         <w:t>即使在撒母耳記，以色列轉向君主制的時期，對於這種新的正式領導仍然存有矛盾的態度。以色列的王權始於掃羅，他是一位士師式的君王，但卻將這兩種領導模式的缺點結合在一起，最終導致他的失敗。然而，大衛重新確立並強化了魅力型領導的價值，他不僅是一位偉大的英雄君王，也在很大程度上延續了士師的特質。起初，人們甚至難以區分大衛與一位成功的士師有何不同。士師記的呼聲最終不是拒絕魅力型領袖，而是透過神與大衛所立的約（</w:t>
       </w:r>
-      <w:hyperlink r:id="rId37">
-        <w:r>
-          <w:rPr>
-            <w:lang w:val="zh_TW" w:bidi="zh_TW"/>
-          </w:rPr>
-          <w:rPr>
-            <w:color w:val="0000EE"/>
-            <w:u w:val="single"/>
-          </w:rPr>
-          <w:t>撒下7:1–29</w:t>
-        </w:r>
-      </w:hyperlink>
+      <w:r>
+        <w:rPr>
+          <w:lang w:val="zh_TW" w:bidi="zh_TW"/>
+        </w:rPr>
+        <w:t>撒下7:1–29</w:t>
+      </w:r>
       <w:r>
         <w:rPr>
           <w:lang w:val="zh_TW" w:bidi="zh_TW"/>
